--- a/初二练习册/教师版/秋08 第2讲速度进阶 练习册 教师版.docx
+++ b/初二练习册/教师版/秋08 第2讲速度进阶 练习册 教师版.docx
@@ -5943,7 +5943,7 @@
       <w:pPr>
         <w:spacing w:line="360" w:lineRule="auto"/>
         <w:rPr>
-          <w:rFonts w:ascii="Times New Roman" w:eastAsia="新宋体" w:hAnsi="Times New Roman" w:hint="eastAsia"/>
+          <w:rFonts w:ascii="Times New Roman" w:eastAsia="新宋体" w:hAnsi="Times New Roman"/>
           <w:szCs w:val="21"/>
         </w:rPr>
       </w:pPr>
@@ -6713,9 +6713,6 @@
       <w:pPr>
         <w:pStyle w:val="1230"/>
         <w:ind w:left="588"/>
-        <w:rPr>
-          <w:rFonts w:hint="eastAsia"/>
-        </w:rPr>
       </w:pPr>
       <w:r>
         <w:t>（</w:t>
@@ -10194,6 +10191,7 @@
   <w:style w:type="character" w:default="1" w:styleId="a0">
     <w:name w:val="Default Paragraph Font"/>
     <w:uiPriority w:val="1"/>
+    <w:semiHidden/>
     <w:unhideWhenUsed/>
   </w:style>
   <w:style w:type="table" w:default="1" w:styleId="a1">
